--- a/docs/business/00-index.docx
+++ b/docs/business/00-index.docx
@@ -60,9 +60,214 @@
         </w:p>
       </w:sdtContent>
     </w:sdt>
+    <w:tbl>
+      <w:tblPr>
+        <w:tblStyle w:val="Table"/>
+        <w:tblW w:type="pct" w:w="5000"/>
+        <w:tblLook w:firstRow="1" w:lastRow="0" w:firstColumn="0" w:lastColumn="0" w:noHBand="0" w:noVBand="0" w:val="0020"/>
+        <w:jc w:val="start"/>
+      </w:tblPr>
+      <w:tblGrid>
+        <w:gridCol w:w="1584"/>
+        <w:gridCol w:w="1584"/>
+        <w:gridCol w:w="1584"/>
+        <w:gridCol w:w="1584"/>
+        <w:gridCol w:w="1584"/>
+      </w:tblGrid>
+      <w:tr>
+        <w:trPr>
+          <w:tblHeader w:val="true"/>
+          <w:tblHeader w:val="true"/>
+        </w:trPr>
+        <w:tc>
+          <w:tcPr>
+            <w:shd w:val="clear" w:color="auto" w:fill="213368"/>
+          </w:tcPr>
+          <w:p>
+            <w:pPr>
+              <w:pStyle w:val="Compact"/>
+              <w:spacing w:before="20" w:after="20"/>
+              <w:jc w:val="left"/>
+            </w:pPr>
+            <w:r>
+              <w:rPr>
+                <w:b/>
+                <w:color w:val="FFFFFF"/>
+                <w:sz w:val="17"/>
+              </w:rPr>
+              <w:t xml:space="preserve">Document</w:t>
+            </w:r>
+          </w:p>
+        </w:tc>
+        <w:tc>
+          <w:tcPr>
+            <w:shd w:val="clear" w:color="auto" w:fill="213368"/>
+          </w:tcPr>
+          <w:p>
+            <w:pPr>
+              <w:pStyle w:val="Compact"/>
+              <w:spacing w:before="20" w:after="20"/>
+              <w:jc w:val="left"/>
+            </w:pPr>
+            <w:r>
+              <w:rPr>
+                <w:b/>
+                <w:color w:val="FFFFFF"/>
+                <w:sz w:val="17"/>
+              </w:rPr>
+              <w:t xml:space="preserve">Version</w:t>
+            </w:r>
+          </w:p>
+        </w:tc>
+        <w:tc>
+          <w:tcPr>
+            <w:shd w:val="clear" w:color="auto" w:fill="213368"/>
+          </w:tcPr>
+          <w:p>
+            <w:pPr>
+              <w:pStyle w:val="Compact"/>
+              <w:spacing w:before="20" w:after="20"/>
+              <w:jc w:val="left"/>
+            </w:pPr>
+            <w:r>
+              <w:rPr>
+                <w:b/>
+                <w:color w:val="FFFFFF"/>
+                <w:sz w:val="17"/>
+              </w:rPr>
+              <w:t xml:space="preserve">Date</w:t>
+            </w:r>
+          </w:p>
+        </w:tc>
+        <w:tc>
+          <w:tcPr>
+            <w:shd w:val="clear" w:color="auto" w:fill="213368"/>
+          </w:tcPr>
+          <w:p>
+            <w:pPr>
+              <w:pStyle w:val="Compact"/>
+              <w:spacing w:before="20" w:after="20"/>
+              <w:jc w:val="left"/>
+            </w:pPr>
+            <w:r>
+              <w:rPr>
+                <w:b/>
+                <w:color w:val="FFFFFF"/>
+                <w:sz w:val="17"/>
+              </w:rPr>
+              <w:t xml:space="preserve">Owner</w:t>
+            </w:r>
+          </w:p>
+        </w:tc>
+        <w:tc>
+          <w:tcPr>
+            <w:shd w:val="clear" w:color="auto" w:fill="213368"/>
+          </w:tcPr>
+          <w:p>
+            <w:pPr>
+              <w:pStyle w:val="Compact"/>
+              <w:spacing w:before="20" w:after="20"/>
+              <w:jc w:val="left"/>
+            </w:pPr>
+            <w:r>
+              <w:rPr>
+                <w:b/>
+                <w:color w:val="FFFFFF"/>
+                <w:sz w:val="17"/>
+              </w:rPr>
+              <w:t xml:space="preserve">Status</w:t>
+            </w:r>
+          </w:p>
+        </w:tc>
+      </w:tr>
+      <w:tr>
+        <w:tc>
+          <w:tcPr/>
+          <w:p>
+            <w:pPr>
+              <w:pStyle w:val="Compact"/>
+              <w:spacing w:before="20" w:after="20"/>
+              <w:jc w:val="left"/>
+            </w:pPr>
+            <w:r>
+              <w:rPr>
+                <w:sz w:val="17"/>
+              </w:rPr>
+              <w:t xml:space="preserve">Business and product documentation index</w:t>
+            </w:r>
+          </w:p>
+        </w:tc>
+        <w:tc>
+          <w:tcPr>
+            <w:noWrap/>
+          </w:tcPr>
+          <w:p>
+            <w:pPr>
+              <w:pStyle w:val="Compact"/>
+              <w:spacing w:before="20" w:after="20"/>
+              <w:jc w:val="left"/>
+            </w:pPr>
+            <w:r>
+              <w:rPr>
+                <w:sz w:val="17"/>
+              </w:rPr>
+              <w:t xml:space="preserve">1.0</w:t>
+            </w:r>
+          </w:p>
+        </w:tc>
+        <w:tc>
+          <w:tcPr/>
+          <w:p>
+            <w:pPr>
+              <w:pStyle w:val="Compact"/>
+              <w:spacing w:before="20" w:after="20"/>
+              <w:jc w:val="left"/>
+            </w:pPr>
+            <w:r>
+              <w:rPr>
+                <w:sz w:val="17"/>
+              </w:rPr>
+              <w:t xml:space="preserve">07 October 2026</w:t>
+            </w:r>
+          </w:p>
+        </w:tc>
+        <w:tc>
+          <w:tcPr/>
+          <w:p>
+            <w:pPr>
+              <w:pStyle w:val="Compact"/>
+              <w:spacing w:before="20" w:after="20"/>
+              <w:jc w:val="left"/>
+            </w:pPr>
+            <w:r>
+              <w:rPr>
+                <w:sz w:val="17"/>
+              </w:rPr>
+              <w:t xml:space="preserve">iorta TechNXT — Business Analysis</w:t>
+            </w:r>
+          </w:p>
+        </w:tc>
+        <w:tc>
+          <w:tcPr/>
+          <w:p>
+            <w:pPr>
+              <w:pStyle w:val="Compact"/>
+              <w:spacing w:before="20" w:after="20"/>
+              <w:jc w:val="left"/>
+            </w:pPr>
+            <w:r>
+              <w:rPr>
+                <w:sz w:val="17"/>
+              </w:rPr>
+              <w:t xml:space="preserve">Issued for submission</w:t>
+            </w:r>
+          </w:p>
+        </w:tc>
+      </w:tr>
+    </w:tbl>
     <w:p>
       <w:pPr>
-        <w:pStyle w:val="FirstParagraph"/>
+        <w:pStyle w:val="BodyText"/>
       </w:pPr>
       <w:r>
         <w:rPr>
@@ -75,7 +280,7 @@
         <w:t xml:space="preserve"> </w:t>
       </w:r>
       <w:r>
-        <w:t xml:space="preserve">· prepared by iorta TechNXT · October 2026</w:t>
+        <w:t xml:space="preserve">· prepared by iorta TechNXT for TASCO Insurance</w:t>
       </w:r>
     </w:p>
     <w:p>
@@ -83,7 +288,7 @@
         <w:pStyle w:val="BodyText"/>
       </w:pPr>
       <w:r>
-        <w:t xml:space="preserve">This folder holds the business case, requirements and engagement model for the platform: new business, renewal, partners and value beyond discount. The documents are written to be read in order but can stand alone. IDs are consistent across all of them.</w:t>
+        <w:t xml:space="preserve">This folder holds the business case, requirements and engagement model for the platform: new business, renewal, partners and value beyond discount. The documents are written to be read in order but can stand alone. IDs are consistent across all of them. In the documents, a reference such as "doc 05" means the document with that number in the table below.</w:t>
       </w:r>
     </w:p>
     <w:bookmarkStart w:id="27" w:name="documents"/>
@@ -120,12 +325,14 @@
           <w:p>
             <w:pPr>
               <w:pStyle w:val="Compact"/>
+              <w:spacing w:before="20" w:after="20"/>
               <w:jc w:val="left"/>
             </w:pPr>
             <w:r>
               <w:rPr>
                 <w:b/>
                 <w:color w:val="FFFFFF"/>
+                <w:sz w:val="18"/>
               </w:rPr>
               <w:t xml:space="preserve">#</w:t>
             </w:r>
@@ -138,12 +345,14 @@
           <w:p>
             <w:pPr>
               <w:pStyle w:val="Compact"/>
+              <w:spacing w:before="20" w:after="20"/>
               <w:jc w:val="left"/>
             </w:pPr>
             <w:r>
               <w:rPr>
                 <w:b/>
                 <w:color w:val="FFFFFF"/>
+                <w:sz w:val="18"/>
               </w:rPr>
               <w:t xml:space="preserve">Document</w:t>
             </w:r>
@@ -156,12 +365,14 @@
           <w:p>
             <w:pPr>
               <w:pStyle w:val="Compact"/>
+              <w:spacing w:before="20" w:after="20"/>
               <w:jc w:val="left"/>
             </w:pPr>
             <w:r>
               <w:rPr>
                 <w:b/>
                 <w:color w:val="FFFFFF"/>
+                <w:sz w:val="18"/>
               </w:rPr>
               <w:t xml:space="preserve">What it answers</w:t>
             </w:r>
@@ -174,12 +385,14 @@
           <w:p>
             <w:pPr>
               <w:pStyle w:val="Compact"/>
+              <w:spacing w:before="20" w:after="20"/>
               <w:jc w:val="left"/>
             </w:pPr>
             <w:r>
               <w:rPr>
                 <w:b/>
                 <w:color w:val="FFFFFF"/>
+                <w:sz w:val="18"/>
               </w:rPr>
               <w:t xml:space="preserve">Primary audience</w:t>
             </w:r>
@@ -188,13 +401,19 @@
       </w:tr>
       <w:tr>
         <w:tc>
-          <w:tcPr/>
-          <w:p>
-            <w:pPr>
-              <w:pStyle w:val="Compact"/>
-              <w:jc w:val="left"/>
-            </w:pPr>
-            <w:r>
+          <w:tcPr>
+            <w:noWrap/>
+          </w:tcPr>
+          <w:p>
+            <w:pPr>
+              <w:pStyle w:val="Compact"/>
+              <w:spacing w:before="20" w:after="20"/>
+              <w:jc w:val="left"/>
+            </w:pPr>
+            <w:r>
+              <w:rPr>
+                <w:sz w:val="18"/>
+              </w:rPr>
               <w:t xml:space="preserve">01</w:t>
             </w:r>
           </w:p>
@@ -204,6 +423,7 @@
           <w:p>
             <w:pPr>
               <w:pStyle w:val="Compact"/>
+              <w:spacing w:before="20" w:after="20"/>
               <w:jc w:val="left"/>
             </w:pPr>
             <w:hyperlink r:id="rId20">
@@ -211,7 +431,7 @@
                 <w:rPr>
                   <w:rStyle w:val="Hyperlink"/>
                 </w:rPr>
-                <w:t xml:space="preserve">Business context and growth strategy</w:t>
+                <w:t xml:space="preserve">Business Context and Growth Strategy</w:t>
               </w:r>
             </w:hyperlink>
           </w:p>
@@ -221,21 +441,29 @@
           <w:p>
             <w:pPr>
               <w:pStyle w:val="Compact"/>
-              <w:jc w:val="left"/>
-            </w:pPr>
-            <w:r>
-              <w:t xml:space="preserve">Why own-channel renewals are near zero; the segment, channel, trust, value and data strategy; roadmap; KPI tree; illustrative business case; fit with the judging criteria</w:t>
-            </w:r>
-          </w:p>
-        </w:tc>
-        <w:tc>
-          <w:tcPr/>
-          <w:p>
-            <w:pPr>
-              <w:pStyle w:val="Compact"/>
-              <w:jc w:val="left"/>
-            </w:pPr>
-            <w:r>
+              <w:spacing w:before="20" w:after="20"/>
+              <w:jc w:val="left"/>
+            </w:pPr>
+            <w:r>
+              <w:rPr>
+                <w:sz w:val="18"/>
+              </w:rPr>
+              <w:t xml:space="preserve">Why own-channel renewals are near zero; segment, channel, trust, value and data strategy; roadmap; KPI tree; illustrative business case</w:t>
+            </w:r>
+          </w:p>
+        </w:tc>
+        <w:tc>
+          <w:tcPr/>
+          <w:p>
+            <w:pPr>
+              <w:pStyle w:val="Compact"/>
+              <w:spacing w:before="20" w:after="20"/>
+              <w:jc w:val="left"/>
+            </w:pPr>
+            <w:r>
+              <w:rPr>
+                <w:sz w:val="18"/>
+              </w:rPr>
               <w:t xml:space="preserve">Executives, judges, steering committee</w:t>
             </w:r>
           </w:p>
@@ -243,13 +471,19 @@
       </w:tr>
       <w:tr>
         <w:tc>
-          <w:tcPr/>
-          <w:p>
-            <w:pPr>
-              <w:pStyle w:val="Compact"/>
-              <w:jc w:val="left"/>
-            </w:pPr>
-            <w:r>
+          <w:tcPr>
+            <w:noWrap/>
+          </w:tcPr>
+          <w:p>
+            <w:pPr>
+              <w:pStyle w:val="Compact"/>
+              <w:spacing w:before="20" w:after="20"/>
+              <w:jc w:val="left"/>
+            </w:pPr>
+            <w:r>
+              <w:rPr>
+                <w:sz w:val="18"/>
+              </w:rPr>
               <w:t xml:space="preserve">02</w:t>
             </w:r>
           </w:p>
@@ -259,6 +493,7 @@
           <w:p>
             <w:pPr>
               <w:pStyle w:val="Compact"/>
+              <w:spacing w:before="20" w:after="20"/>
               <w:jc w:val="left"/>
             </w:pPr>
             <w:hyperlink r:id="rId21">
@@ -266,7 +501,7 @@
                 <w:rPr>
                   <w:rStyle w:val="Hyperlink"/>
                 </w:rPr>
-                <w:t xml:space="preserve">Functional requirements specification</w:t>
+                <w:t xml:space="preserve">Functional Requirements Specification</w:t>
               </w:r>
             </w:hyperlink>
           </w:p>
@@ -276,21 +511,29 @@
           <w:p>
             <w:pPr>
               <w:pStyle w:val="Compact"/>
-              <w:jc w:val="left"/>
-            </w:pPr>
-            <w:r>
-              <w:t xml:space="preserve">What the platform must do: FR-001 – FR-110 by capability, with business rules, MoSCoW priority, track and build status</w:t>
-            </w:r>
-          </w:p>
-        </w:tc>
-        <w:tc>
-          <w:tcPr/>
-          <w:p>
-            <w:pPr>
-              <w:pStyle w:val="Compact"/>
-              <w:jc w:val="left"/>
-            </w:pPr>
-            <w:r>
+              <w:spacing w:before="20" w:after="20"/>
+              <w:jc w:val="left"/>
+            </w:pPr>
+            <w:r>
+              <w:rPr>
+                <w:sz w:val="18"/>
+              </w:rPr>
+              <w:t xml:space="preserve">What the platform must do: FR-001 – FR-110 by capability, with business rules, priority, track and build status</w:t>
+            </w:r>
+          </w:p>
+        </w:tc>
+        <w:tc>
+          <w:tcPr/>
+          <w:p>
+            <w:pPr>
+              <w:pStyle w:val="Compact"/>
+              <w:spacing w:before="20" w:after="20"/>
+              <w:jc w:val="left"/>
+            </w:pPr>
+            <w:r>
+              <w:rPr>
+                <w:sz w:val="18"/>
+              </w:rPr>
               <w:t xml:space="preserve">Product owners, BAs, engineering</w:t>
             </w:r>
           </w:p>
@@ -298,13 +541,19 @@
       </w:tr>
       <w:tr>
         <w:tc>
-          <w:tcPr/>
-          <w:p>
-            <w:pPr>
-              <w:pStyle w:val="Compact"/>
-              <w:jc w:val="left"/>
-            </w:pPr>
-            <w:r>
+          <w:tcPr>
+            <w:noWrap/>
+          </w:tcPr>
+          <w:p>
+            <w:pPr>
+              <w:pStyle w:val="Compact"/>
+              <w:spacing w:before="20" w:after="20"/>
+              <w:jc w:val="left"/>
+            </w:pPr>
+            <w:r>
+              <w:rPr>
+                <w:sz w:val="18"/>
+              </w:rPr>
               <w:t xml:space="preserve">03</w:t>
             </w:r>
           </w:p>
@@ -314,6 +563,7 @@
           <w:p>
             <w:pPr>
               <w:pStyle w:val="Compact"/>
+              <w:spacing w:before="20" w:after="20"/>
               <w:jc w:val="left"/>
             </w:pPr>
             <w:hyperlink r:id="rId22">
@@ -321,7 +571,7 @@
                 <w:rPr>
                   <w:rStyle w:val="Hyperlink"/>
                 </w:rPr>
-                <w:t xml:space="preserve">Non-functional requirements</w:t>
+                <w:t xml:space="preserve">Non-Functional Requirements</w:t>
               </w:r>
             </w:hyperlink>
           </w:p>
@@ -331,21 +581,29 @@
           <w:p>
             <w:pPr>
               <w:pStyle w:val="Compact"/>
-              <w:jc w:val="left"/>
-            </w:pPr>
-            <w:r>
-              <w:t xml:space="preserve">How well it must do it: NFR-001 – NFR-069 (performance, scale, SLOs, ASVS L2, PDP privacy, WCAG 2.2 AA, DR, portability, configurability, retention)</w:t>
-            </w:r>
-          </w:p>
-        </w:tc>
-        <w:tc>
-          <w:tcPr/>
-          <w:p>
-            <w:pPr>
-              <w:pStyle w:val="Compact"/>
-              <w:jc w:val="left"/>
-            </w:pPr>
-            <w:r>
+              <w:spacing w:before="20" w:after="20"/>
+              <w:jc w:val="left"/>
+            </w:pPr>
+            <w:r>
+              <w:rPr>
+                <w:sz w:val="18"/>
+              </w:rPr>
+              <w:t xml:space="preserve">How well it must do it: NFR-001 – NFR-069 (performance, SLOs, security, privacy, accessibility, DR, configurability)</w:t>
+            </w:r>
+          </w:p>
+        </w:tc>
+        <w:tc>
+          <w:tcPr/>
+          <w:p>
+            <w:pPr>
+              <w:pStyle w:val="Compact"/>
+              <w:spacing w:before="20" w:after="20"/>
+              <w:jc w:val="left"/>
+            </w:pPr>
+            <w:r>
+              <w:rPr>
+                <w:sz w:val="18"/>
+              </w:rPr>
               <w:t xml:space="preserve">Architects, security, operations</w:t>
             </w:r>
           </w:p>
@@ -353,13 +611,19 @@
       </w:tr>
       <w:tr>
         <w:tc>
-          <w:tcPr/>
-          <w:p>
-            <w:pPr>
-              <w:pStyle w:val="Compact"/>
-              <w:jc w:val="left"/>
-            </w:pPr>
-            <w:r>
+          <w:tcPr>
+            <w:noWrap/>
+          </w:tcPr>
+          <w:p>
+            <w:pPr>
+              <w:pStyle w:val="Compact"/>
+              <w:spacing w:before="20" w:after="20"/>
+              <w:jc w:val="left"/>
+            </w:pPr>
+            <w:r>
+              <w:rPr>
+                <w:sz w:val="18"/>
+              </w:rPr>
               <w:t xml:space="preserve">04</w:t>
             </w:r>
           </w:p>
@@ -369,6 +633,7 @@
           <w:p>
             <w:pPr>
               <w:pStyle w:val="Compact"/>
+              <w:spacing w:before="20" w:after="20"/>
               <w:jc w:val="left"/>
             </w:pPr>
             <w:hyperlink r:id="rId23">
@@ -376,7 +641,7 @@
                 <w:rPr>
                   <w:rStyle w:val="Hyperlink"/>
                 </w:rPr>
-                <w:t xml:space="preserve">User stories and acceptance criteria</w:t>
+                <w:t xml:space="preserve">User Stories and Acceptance Criteria</w:t>
               </w:r>
             </w:hyperlink>
           </w:p>
@@ -386,9 +651,13 @@
           <w:p>
             <w:pPr>
               <w:pStyle w:val="Compact"/>
-              <w:jc w:val="left"/>
-            </w:pPr>
-            <w:r>
+              <w:spacing w:before="20" w:after="20"/>
+              <w:jc w:val="left"/>
+            </w:pPr>
+            <w:r>
+              <w:rPr>
+                <w:sz w:val="18"/>
+              </w:rPr>
               <w:t xml:space="preserve">US-001 – US-077 in 15 epics, with Gherkin acceptance criteria linked to FRs</w:t>
             </w:r>
           </w:p>
@@ -398,9 +667,13 @@
           <w:p>
             <w:pPr>
               <w:pStyle w:val="Compact"/>
-              <w:jc w:val="left"/>
-            </w:pPr>
-            <w:r>
+              <w:spacing w:before="20" w:after="20"/>
+              <w:jc w:val="left"/>
+            </w:pPr>
+            <w:r>
+              <w:rPr>
+                <w:sz w:val="18"/>
+              </w:rPr>
               <w:t xml:space="preserve">Delivery team, QA, UAT users</w:t>
             </w:r>
           </w:p>
@@ -408,13 +681,19 @@
       </w:tr>
       <w:tr>
         <w:tc>
-          <w:tcPr/>
-          <w:p>
-            <w:pPr>
-              <w:pStyle w:val="Compact"/>
-              <w:jc w:val="left"/>
-            </w:pPr>
-            <w:r>
+          <w:tcPr>
+            <w:noWrap/>
+          </w:tcPr>
+          <w:p>
+            <w:pPr>
+              <w:pStyle w:val="Compact"/>
+              <w:spacing w:before="20" w:after="20"/>
+              <w:jc w:val="left"/>
+            </w:pPr>
+            <w:r>
+              <w:rPr>
+                <w:sz w:val="18"/>
+              </w:rPr>
               <w:t xml:space="preserve">05</w:t>
             </w:r>
           </w:p>
@@ -424,6 +703,7 @@
           <w:p>
             <w:pPr>
               <w:pStyle w:val="Compact"/>
+              <w:spacing w:before="20" w:after="20"/>
               <w:jc w:val="left"/>
             </w:pPr>
             <w:hyperlink r:id="rId24">
@@ -431,7 +711,7 @@
                 <w:rPr>
                   <w:rStyle w:val="Hyperlink"/>
                 </w:rPr>
-                <w:t xml:space="preserve">Requirements traceability matrix</w:t>
+                <w:t xml:space="preserve">Requirements Traceability Matrix</w:t>
               </w:r>
             </w:hyperlink>
           </w:p>
@@ -441,31 +721,29 @@
           <w:p>
             <w:pPr>
               <w:pStyle w:val="Compact"/>
-              <w:jc w:val="left"/>
-            </w:pPr>
-            <w:r>
-              <w:t xml:space="preserve">FR → US → code module → API endpoint → rule kind → test file, plus</w:t>
-            </w:r>
-            <w:r>
-              <w:t xml:space="preserve"> </w:t>
-            </w:r>
-            <w:r>
-              <w:rPr>
-                <w:bCs/>
-                <w:b/>
-              </w:rPr>
-              <w:t xml:space="preserve">engineering notes E-01 – E-22</w:t>
-            </w:r>
-          </w:p>
-        </w:tc>
-        <w:tc>
-          <w:tcPr/>
-          <w:p>
-            <w:pPr>
-              <w:pStyle w:val="Compact"/>
-              <w:jc w:val="left"/>
-            </w:pPr>
-            <w:r>
+              <w:spacing w:before="20" w:after="20"/>
+              <w:jc w:val="left"/>
+            </w:pPr>
+            <w:r>
+              <w:rPr>
+                <w:sz w:val="18"/>
+              </w:rPr>
+              <w:t xml:space="preserve">FR → US → code → API → rule kind → test file, plus engineering notes E-01 – E-22</w:t>
+            </w:r>
+          </w:p>
+        </w:tc>
+        <w:tc>
+          <w:tcPr/>
+          <w:p>
+            <w:pPr>
+              <w:pStyle w:val="Compact"/>
+              <w:spacing w:before="20" w:after="20"/>
+              <w:jc w:val="left"/>
+            </w:pPr>
+            <w:r>
+              <w:rPr>
+                <w:sz w:val="18"/>
+              </w:rPr>
               <w:t xml:space="preserve">Engineering, QA, audit</w:t>
             </w:r>
           </w:p>
@@ -473,13 +751,19 @@
       </w:tr>
       <w:tr>
         <w:tc>
-          <w:tcPr/>
-          <w:p>
-            <w:pPr>
-              <w:pStyle w:val="Compact"/>
-              <w:jc w:val="left"/>
-            </w:pPr>
-            <w:r>
+          <w:tcPr>
+            <w:noWrap/>
+          </w:tcPr>
+          <w:p>
+            <w:pPr>
+              <w:pStyle w:val="Compact"/>
+              <w:spacing w:before="20" w:after="20"/>
+              <w:jc w:val="left"/>
+            </w:pPr>
+            <w:r>
+              <w:rPr>
+                <w:sz w:val="18"/>
+              </w:rPr>
               <w:t xml:space="preserve">06</w:t>
             </w:r>
           </w:p>
@@ -489,6 +773,7 @@
           <w:p>
             <w:pPr>
               <w:pStyle w:val="Compact"/>
+              <w:spacing w:before="20" w:after="20"/>
               <w:jc w:val="left"/>
             </w:pPr>
             <w:hyperlink r:id="rId25">
@@ -496,7 +781,7 @@
                 <w:rPr>
                   <w:rStyle w:val="Hyperlink"/>
                 </w:rPr>
-                <w:t xml:space="preserve">Personas and journey maps</w:t>
+                <w:t xml:space="preserve">Personas, Journey Maps and Service Blueprints</w:t>
               </w:r>
             </w:hyperlink>
           </w:p>
@@ -506,21 +791,29 @@
           <w:p>
             <w:pPr>
               <w:pStyle w:val="Compact"/>
-              <w:jc w:val="left"/>
-            </w:pPr>
-            <w:r>
-              <w:t xml:space="preserve">5 customer and 13 staff/partner personas; current vs future journeys; service blueprints for renewal and new-vehicle onboarding; pain points; moments of truth</w:t>
-            </w:r>
-          </w:p>
-        </w:tc>
-        <w:tc>
-          <w:tcPr/>
-          <w:p>
-            <w:pPr>
-              <w:pStyle w:val="Compact"/>
-              <w:jc w:val="left"/>
-            </w:pPr>
-            <w:r>
+              <w:spacing w:before="20" w:after="20"/>
+              <w:jc w:val="left"/>
+            </w:pPr>
+            <w:r>
+              <w:rPr>
+                <w:sz w:val="18"/>
+              </w:rPr>
+              <w:t xml:space="preserve">5 customer and 13 staff/partner personas; current and future journeys; service blueprints; pain points; moments of truth</w:t>
+            </w:r>
+          </w:p>
+        </w:tc>
+        <w:tc>
+          <w:tcPr/>
+          <w:p>
+            <w:pPr>
+              <w:pStyle w:val="Compact"/>
+              <w:spacing w:before="20" w:after="20"/>
+              <w:jc w:val="left"/>
+            </w:pPr>
+            <w:r>
+              <w:rPr>
+                <w:sz w:val="18"/>
+              </w:rPr>
               <w:t xml:space="preserve">Product, UX, campaign managers</w:t>
             </w:r>
           </w:p>
@@ -528,13 +821,19 @@
       </w:tr>
       <w:tr>
         <w:tc>
-          <w:tcPr/>
-          <w:p>
-            <w:pPr>
-              <w:pStyle w:val="Compact"/>
-              <w:jc w:val="left"/>
-            </w:pPr>
-            <w:r>
+          <w:tcPr>
+            <w:noWrap/>
+          </w:tcPr>
+          <w:p>
+            <w:pPr>
+              <w:pStyle w:val="Compact"/>
+              <w:spacing w:before="20" w:after="20"/>
+              <w:jc w:val="left"/>
+            </w:pPr>
+            <w:r>
+              <w:rPr>
+                <w:sz w:val="18"/>
+              </w:rPr>
               <w:t xml:space="preserve">07</w:t>
             </w:r>
           </w:p>
@@ -544,6 +843,7 @@
           <w:p>
             <w:pPr>
               <w:pStyle w:val="Compact"/>
+              <w:spacing w:before="20" w:after="20"/>
               <w:jc w:val="left"/>
             </w:pPr>
             <w:hyperlink r:id="rId26">
@@ -551,7 +851,7 @@
                 <w:rPr>
                   <w:rStyle w:val="Hyperlink"/>
                 </w:rPr>
-                <w:t xml:space="preserve">Commercials and engagement model</w:t>
+                <w:t xml:space="preserve">Commercials and Engagement Model</w:t>
               </w:r>
             </w:hyperlink>
           </w:p>
@@ -561,21 +861,29 @@
           <w:p>
             <w:pPr>
               <w:pStyle w:val="Compact"/>
-              <w:jc w:val="left"/>
-            </w:pPr>
-            <w:r>
-              <w:t xml:space="preserve">Phases, team, effort, Option A (fixed + T&amp;M + managed service) and Option B (outcome-linked), run cost, 3- and 5-year TCO, milestones, assumptions, exclusions</w:t>
-            </w:r>
-          </w:p>
-        </w:tc>
-        <w:tc>
-          <w:tcPr/>
-          <w:p>
-            <w:pPr>
-              <w:pStyle w:val="Compact"/>
-              <w:jc w:val="left"/>
-            </w:pPr>
-            <w:r>
+              <w:spacing w:before="20" w:after="20"/>
+              <w:jc w:val="left"/>
+            </w:pPr>
+            <w:r>
+              <w:rPr>
+                <w:sz w:val="18"/>
+              </w:rPr>
+              <w:t xml:space="preserve">Phases, team, effort, Options A and B, run cost, 3- and 5-year TCO, milestones, assumptions, exclusions</w:t>
+            </w:r>
+          </w:p>
+        </w:tc>
+        <w:tc>
+          <w:tcPr/>
+          <w:p>
+            <w:pPr>
+              <w:pStyle w:val="Compact"/>
+              <w:spacing w:before="20" w:after="20"/>
+              <w:jc w:val="left"/>
+            </w:pPr>
+            <w:r>
+              <w:rPr>
+                <w:sz w:val="18"/>
+              </w:rPr>
               <w:t xml:space="preserve">TASCO procurement and finance, executives</w:t>
             </w:r>
           </w:p>
@@ -616,12 +924,14 @@
           <w:p>
             <w:pPr>
               <w:pStyle w:val="Compact"/>
+              <w:spacing w:before="20" w:after="20"/>
               <w:jc w:val="left"/>
             </w:pPr>
             <w:r>
               <w:rPr>
                 <w:b/>
                 <w:color w:val="FFFFFF"/>
+                <w:sz w:val="18"/>
               </w:rPr>
               <w:t xml:space="preserve">Prefix</w:t>
             </w:r>
@@ -634,12 +944,14 @@
           <w:p>
             <w:pPr>
               <w:pStyle w:val="Compact"/>
+              <w:spacing w:before="20" w:after="20"/>
               <w:jc w:val="left"/>
             </w:pPr>
             <w:r>
               <w:rPr>
                 <w:b/>
                 <w:color w:val="FFFFFF"/>
+                <w:sz w:val="18"/>
               </w:rPr>
               <w:t xml:space="preserve">Meaning</w:t>
             </w:r>
@@ -652,12 +964,14 @@
           <w:p>
             <w:pPr>
               <w:pStyle w:val="Compact"/>
+              <w:spacing w:before="20" w:after="20"/>
               <w:jc w:val="left"/>
             </w:pPr>
             <w:r>
               <w:rPr>
                 <w:b/>
                 <w:color w:val="FFFFFF"/>
+                <w:sz w:val="18"/>
               </w:rPr>
               <w:t xml:space="preserve">Defined in</w:t>
             </w:r>
@@ -666,15 +980,19 @@
       </w:tr>
       <w:tr>
         <w:tc>
-          <w:tcPr/>
-          <w:p>
-            <w:pPr>
-              <w:pStyle w:val="Compact"/>
+          <w:tcPr>
+            <w:noWrap/>
+          </w:tcPr>
+          <w:p>
+            <w:pPr>
+              <w:pStyle w:val="Compact"/>
+              <w:spacing w:before="20" w:after="20"/>
               <w:jc w:val="left"/>
             </w:pPr>
             <w:r>
               <w:rPr>
                 <w:rStyle w:val="VerbatimChar"/>
+                <w:sz w:val="18"/>
               </w:rPr>
               <w:t xml:space="preserve">SEG-n</w:t>
             </w:r>
@@ -685,9 +1003,13 @@
           <w:p>
             <w:pPr>
               <w:pStyle w:val="Compact"/>
-              <w:jc w:val="left"/>
-            </w:pPr>
-            <w:r>
+              <w:spacing w:before="20" w:after="20"/>
+              <w:jc w:val="left"/>
+            </w:pPr>
+            <w:r>
+              <w:rPr>
+                <w:sz w:val="18"/>
+              </w:rPr>
               <w:t xml:space="preserve">Growth segment (lapsed, new vehicle, renewal, conquest, cross-sell, fleet, partner-led)</w:t>
             </w:r>
           </w:p>
@@ -697,9 +1019,13 @@
           <w:p>
             <w:pPr>
               <w:pStyle w:val="Compact"/>
-              <w:jc w:val="left"/>
-            </w:pPr>
-            <w:r>
+              <w:spacing w:before="20" w:after="20"/>
+              <w:jc w:val="left"/>
+            </w:pPr>
+            <w:r>
+              <w:rPr>
+                <w:sz w:val="18"/>
+              </w:rPr>
               <w:t xml:space="preserve">01 §4</w:t>
             </w:r>
           </w:p>
@@ -707,15 +1033,19 @@
       </w:tr>
       <w:tr>
         <w:tc>
-          <w:tcPr/>
-          <w:p>
-            <w:pPr>
-              <w:pStyle w:val="Compact"/>
+          <w:tcPr>
+            <w:noWrap/>
+          </w:tcPr>
+          <w:p>
+            <w:pPr>
+              <w:pStyle w:val="Compact"/>
+              <w:spacing w:before="20" w:after="20"/>
               <w:jc w:val="left"/>
             </w:pPr>
             <w:r>
               <w:rPr>
                 <w:rStyle w:val="VerbatimChar"/>
+                <w:sz w:val="18"/>
               </w:rPr>
               <w:t xml:space="preserve">K-nn</w:t>
             </w:r>
@@ -726,9 +1056,13 @@
           <w:p>
             <w:pPr>
               <w:pStyle w:val="Compact"/>
-              <w:jc w:val="left"/>
-            </w:pPr>
-            <w:r>
+              <w:spacing w:before="20" w:after="20"/>
+              <w:jc w:val="left"/>
+            </w:pPr>
+            <w:r>
+              <w:rPr>
+                <w:sz w:val="18"/>
+              </w:rPr>
               <w:t xml:space="preserve">KPI</w:t>
             </w:r>
           </w:p>
@@ -738,9 +1072,13 @@
           <w:p>
             <w:pPr>
               <w:pStyle w:val="Compact"/>
-              <w:jc w:val="left"/>
-            </w:pPr>
-            <w:r>
+              <w:spacing w:before="20" w:after="20"/>
+              <w:jc w:val="left"/>
+            </w:pPr>
+            <w:r>
+              <w:rPr>
+                <w:sz w:val="18"/>
+              </w:rPr>
               <w:t xml:space="preserve">01 §11</w:t>
             </w:r>
           </w:p>
@@ -748,15 +1086,19 @@
       </w:tr>
       <w:tr>
         <w:tc>
-          <w:tcPr/>
-          <w:p>
-            <w:pPr>
-              <w:pStyle w:val="Compact"/>
+          <w:tcPr>
+            <w:noWrap/>
+          </w:tcPr>
+          <w:p>
+            <w:pPr>
+              <w:pStyle w:val="Compact"/>
+              <w:spacing w:before="20" w:after="20"/>
               <w:jc w:val="left"/>
             </w:pPr>
             <w:r>
               <w:rPr>
                 <w:rStyle w:val="VerbatimChar"/>
+                <w:sz w:val="18"/>
               </w:rPr>
               <w:t xml:space="preserve">A-nn</w:t>
             </w:r>
@@ -767,9 +1109,13 @@
           <w:p>
             <w:pPr>
               <w:pStyle w:val="Compact"/>
-              <w:jc w:val="left"/>
-            </w:pPr>
-            <w:r>
+              <w:spacing w:before="20" w:after="20"/>
+              <w:jc w:val="left"/>
+            </w:pPr>
+            <w:r>
+              <w:rPr>
+                <w:sz w:val="18"/>
+              </w:rPr>
               <w:t xml:space="preserve">Business-case assumption</w:t>
             </w:r>
           </w:p>
@@ -779,9 +1125,13 @@
           <w:p>
             <w:pPr>
               <w:pStyle w:val="Compact"/>
-              <w:jc w:val="left"/>
-            </w:pPr>
-            <w:r>
+              <w:spacing w:before="20" w:after="20"/>
+              <w:jc w:val="left"/>
+            </w:pPr>
+            <w:r>
+              <w:rPr>
+                <w:sz w:val="18"/>
+              </w:rPr>
               <w:t xml:space="preserve">01 §13</w:t>
             </w:r>
           </w:p>
@@ -789,15 +1139,19 @@
       </w:tr>
       <w:tr>
         <w:tc>
-          <w:tcPr/>
-          <w:p>
-            <w:pPr>
-              <w:pStyle w:val="Compact"/>
+          <w:tcPr>
+            <w:noWrap/>
+          </w:tcPr>
+          <w:p>
+            <w:pPr>
+              <w:pStyle w:val="Compact"/>
+              <w:spacing w:before="20" w:after="20"/>
               <w:jc w:val="left"/>
             </w:pPr>
             <w:r>
               <w:rPr>
                 <w:rStyle w:val="VerbatimChar"/>
+                <w:sz w:val="18"/>
               </w:rPr>
               <w:t xml:space="preserve">R-nn</w:t>
             </w:r>
@@ -808,9 +1162,13 @@
           <w:p>
             <w:pPr>
               <w:pStyle w:val="Compact"/>
-              <w:jc w:val="left"/>
-            </w:pPr>
-            <w:r>
+              <w:spacing w:before="20" w:after="20"/>
+              <w:jc w:val="left"/>
+            </w:pPr>
+            <w:r>
+              <w:rPr>
+                <w:sz w:val="18"/>
+              </w:rPr>
               <w:t xml:space="preserve">Strategic risk</w:t>
             </w:r>
           </w:p>
@@ -820,9 +1178,13 @@
           <w:p>
             <w:pPr>
               <w:pStyle w:val="Compact"/>
-              <w:jc w:val="left"/>
-            </w:pPr>
-            <w:r>
+              <w:spacing w:before="20" w:after="20"/>
+              <w:jc w:val="left"/>
+            </w:pPr>
+            <w:r>
+              <w:rPr>
+                <w:sz w:val="18"/>
+              </w:rPr>
               <w:t xml:space="preserve">01 §16</w:t>
             </w:r>
           </w:p>
@@ -830,15 +1192,19 @@
       </w:tr>
       <w:tr>
         <w:tc>
-          <w:tcPr/>
-          <w:p>
-            <w:pPr>
-              <w:pStyle w:val="Compact"/>
+          <w:tcPr>
+            <w:noWrap/>
+          </w:tcPr>
+          <w:p>
+            <w:pPr>
+              <w:pStyle w:val="Compact"/>
+              <w:spacing w:before="20" w:after="20"/>
               <w:jc w:val="left"/>
             </w:pPr>
             <w:r>
               <w:rPr>
                 <w:rStyle w:val="VerbatimChar"/>
+                <w:sz w:val="18"/>
               </w:rPr>
               <w:t xml:space="preserve">FR-nnn</w:t>
             </w:r>
@@ -849,21 +1215,31 @@
           <w:p>
             <w:pPr>
               <w:pStyle w:val="Compact"/>
-              <w:jc w:val="left"/>
-            </w:pPr>
-            <w:r>
+              <w:spacing w:before="20" w:after="20"/>
+              <w:jc w:val="left"/>
+            </w:pPr>
+            <w:r>
+              <w:rPr>
+                <w:sz w:val="18"/>
+              </w:rPr>
               <w:t xml:space="preserve">Functional requirement</w:t>
             </w:r>
           </w:p>
         </w:tc>
         <w:tc>
-          <w:tcPr/>
-          <w:p>
-            <w:pPr>
-              <w:pStyle w:val="Compact"/>
-              <w:jc w:val="left"/>
-            </w:pPr>
-            <w:r>
+          <w:tcPr>
+            <w:noWrap/>
+          </w:tcPr>
+          <w:p>
+            <w:pPr>
+              <w:pStyle w:val="Compact"/>
+              <w:spacing w:before="20" w:after="20"/>
+              <w:jc w:val="left"/>
+            </w:pPr>
+            <w:r>
+              <w:rPr>
+                <w:sz w:val="18"/>
+              </w:rPr>
               <w:t xml:space="preserve">02</w:t>
             </w:r>
           </w:p>
@@ -871,15 +1247,19 @@
       </w:tr>
       <w:tr>
         <w:tc>
-          <w:tcPr/>
-          <w:p>
-            <w:pPr>
-              <w:pStyle w:val="Compact"/>
+          <w:tcPr>
+            <w:noWrap/>
+          </w:tcPr>
+          <w:p>
+            <w:pPr>
+              <w:pStyle w:val="Compact"/>
+              <w:spacing w:before="20" w:after="20"/>
               <w:jc w:val="left"/>
             </w:pPr>
             <w:r>
               <w:rPr>
                 <w:rStyle w:val="VerbatimChar"/>
+                <w:sz w:val="18"/>
               </w:rPr>
               <w:t xml:space="preserve">NFR-nnn</w:t>
             </w:r>
@@ -890,21 +1270,31 @@
           <w:p>
             <w:pPr>
               <w:pStyle w:val="Compact"/>
-              <w:jc w:val="left"/>
-            </w:pPr>
-            <w:r>
+              <w:spacing w:before="20" w:after="20"/>
+              <w:jc w:val="left"/>
+            </w:pPr>
+            <w:r>
+              <w:rPr>
+                <w:sz w:val="18"/>
+              </w:rPr>
               <w:t xml:space="preserve">Non-functional requirement</w:t>
             </w:r>
           </w:p>
         </w:tc>
         <w:tc>
-          <w:tcPr/>
-          <w:p>
-            <w:pPr>
-              <w:pStyle w:val="Compact"/>
-              <w:jc w:val="left"/>
-            </w:pPr>
-            <w:r>
+          <w:tcPr>
+            <w:noWrap/>
+          </w:tcPr>
+          <w:p>
+            <w:pPr>
+              <w:pStyle w:val="Compact"/>
+              <w:spacing w:before="20" w:after="20"/>
+              <w:jc w:val="left"/>
+            </w:pPr>
+            <w:r>
+              <w:rPr>
+                <w:sz w:val="18"/>
+              </w:rPr>
               <w:t xml:space="preserve">03</w:t>
             </w:r>
           </w:p>
@@ -912,15 +1302,19 @@
       </w:tr>
       <w:tr>
         <w:tc>
-          <w:tcPr/>
-          <w:p>
-            <w:pPr>
-              <w:pStyle w:val="Compact"/>
+          <w:tcPr>
+            <w:noWrap/>
+          </w:tcPr>
+          <w:p>
+            <w:pPr>
+              <w:pStyle w:val="Compact"/>
+              <w:spacing w:before="20" w:after="20"/>
               <w:jc w:val="left"/>
             </w:pPr>
             <w:r>
               <w:rPr>
                 <w:rStyle w:val="VerbatimChar"/>
+                <w:sz w:val="18"/>
               </w:rPr>
               <w:t xml:space="preserve">W-n</w:t>
             </w:r>
@@ -931,9 +1325,13 @@
           <w:p>
             <w:pPr>
               <w:pStyle w:val="Compact"/>
-              <w:jc w:val="left"/>
-            </w:pPr>
-            <w:r>
+              <w:spacing w:before="20" w:after="20"/>
+              <w:jc w:val="left"/>
+            </w:pPr>
+            <w:r>
+              <w:rPr>
+                <w:sz w:val="18"/>
+              </w:rPr>
               <w:t xml:space="preserve">Workload assumption</w:t>
             </w:r>
           </w:p>
@@ -943,9 +1341,13 @@
           <w:p>
             <w:pPr>
               <w:pStyle w:val="Compact"/>
-              <w:jc w:val="left"/>
-            </w:pPr>
-            <w:r>
+              <w:spacing w:before="20" w:after="20"/>
+              <w:jc w:val="left"/>
+            </w:pPr>
+            <w:r>
+              <w:rPr>
+                <w:sz w:val="18"/>
+              </w:rPr>
               <w:t xml:space="preserve">03 §0</w:t>
             </w:r>
           </w:p>
@@ -957,23 +1359,32 @@
           <w:p>
             <w:pPr>
               <w:pStyle w:val="Compact"/>
+              <w:spacing w:before="20" w:after="20"/>
               <w:jc w:val="left"/>
             </w:pPr>
             <w:r>
               <w:rPr>
                 <w:rStyle w:val="VerbatimChar"/>
+                <w:sz w:val="18"/>
               </w:rPr>
               <w:t xml:space="preserve">EP-nn</w:t>
             </w:r>
             <w:r>
+              <w:rPr>
+                <w:sz w:val="18"/>
+              </w:rPr>
               <w:t xml:space="preserve">,</w:t>
             </w:r>
             <w:r>
+              <w:rPr>
+                <w:sz w:val="18"/>
+              </w:rPr>
               <w:t xml:space="preserve"> </w:t>
             </w:r>
             <w:r>
               <w:rPr>
                 <w:rStyle w:val="VerbatimChar"/>
+                <w:sz w:val="18"/>
               </w:rPr>
               <w:t xml:space="preserve">US-nnn</w:t>
             </w:r>
@@ -984,21 +1395,31 @@
           <w:p>
             <w:pPr>
               <w:pStyle w:val="Compact"/>
-              <w:jc w:val="left"/>
-            </w:pPr>
-            <w:r>
+              <w:spacing w:before="20" w:after="20"/>
+              <w:jc w:val="left"/>
+            </w:pPr>
+            <w:r>
+              <w:rPr>
+                <w:sz w:val="18"/>
+              </w:rPr>
               <w:t xml:space="preserve">Epic, user story</w:t>
             </w:r>
           </w:p>
         </w:tc>
         <w:tc>
-          <w:tcPr/>
-          <w:p>
-            <w:pPr>
-              <w:pStyle w:val="Compact"/>
-              <w:jc w:val="left"/>
-            </w:pPr>
-            <w:r>
+          <w:tcPr>
+            <w:noWrap/>
+          </w:tcPr>
+          <w:p>
+            <w:pPr>
+              <w:pStyle w:val="Compact"/>
+              <w:spacing w:before="20" w:after="20"/>
+              <w:jc w:val="left"/>
+            </w:pPr>
+            <w:r>
+              <w:rPr>
+                <w:sz w:val="18"/>
+              </w:rPr>
               <w:t xml:space="preserve">04</w:t>
             </w:r>
           </w:p>
@@ -1006,15 +1427,19 @@
       </w:tr>
       <w:tr>
         <w:tc>
-          <w:tcPr/>
-          <w:p>
-            <w:pPr>
-              <w:pStyle w:val="Compact"/>
+          <w:tcPr>
+            <w:noWrap/>
+          </w:tcPr>
+          <w:p>
+            <w:pPr>
+              <w:pStyle w:val="Compact"/>
+              <w:spacing w:before="20" w:after="20"/>
               <w:jc w:val="left"/>
             </w:pPr>
             <w:r>
               <w:rPr>
                 <w:rStyle w:val="VerbatimChar"/>
+                <w:sz w:val="18"/>
               </w:rPr>
               <w:t xml:space="preserve">E-nn</w:t>
             </w:r>
@@ -1025,21 +1450,29 @@
           <w:p>
             <w:pPr>
               <w:pStyle w:val="Compact"/>
-              <w:jc w:val="left"/>
-            </w:pPr>
-            <w:r>
-              <w:t xml:space="preserve">Engineering note (code inconsistency to fix)</w:t>
-            </w:r>
-          </w:p>
-        </w:tc>
-        <w:tc>
-          <w:tcPr/>
-          <w:p>
-            <w:pPr>
-              <w:pStyle w:val="Compact"/>
-              <w:jc w:val="left"/>
-            </w:pPr>
-            <w:r>
+              <w:spacing w:before="20" w:after="20"/>
+              <w:jc w:val="left"/>
+            </w:pPr>
+            <w:r>
+              <w:rPr>
+                <w:sz w:val="18"/>
+              </w:rPr>
+              <w:t xml:space="preserve">Engineering note (code inconsistency found during documentation, with resolution status)</w:t>
+            </w:r>
+          </w:p>
+        </w:tc>
+        <w:tc>
+          <w:tcPr/>
+          <w:p>
+            <w:pPr>
+              <w:pStyle w:val="Compact"/>
+              <w:spacing w:before="20" w:after="20"/>
+              <w:jc w:val="left"/>
+            </w:pPr>
+            <w:r>
+              <w:rPr>
+                <w:sz w:val="18"/>
+              </w:rPr>
               <w:t xml:space="preserve">05 §3</w:t>
             </w:r>
           </w:p>
@@ -1051,23 +1484,32 @@
           <w:p>
             <w:pPr>
               <w:pStyle w:val="Compact"/>
+              <w:spacing w:before="20" w:after="20"/>
               <w:jc w:val="left"/>
             </w:pPr>
             <w:r>
               <w:rPr>
                 <w:rStyle w:val="VerbatimChar"/>
+                <w:sz w:val="18"/>
               </w:rPr>
               <w:t xml:space="preserve">PC-n</w:t>
             </w:r>
             <w:r>
+              <w:rPr>
+                <w:sz w:val="18"/>
+              </w:rPr>
               <w:t xml:space="preserve">,</w:t>
             </w:r>
             <w:r>
+              <w:rPr>
+                <w:sz w:val="18"/>
+              </w:rPr>
               <w:t xml:space="preserve"> </w:t>
             </w:r>
             <w:r>
               <w:rPr>
                 <w:rStyle w:val="VerbatimChar"/>
+                <w:sz w:val="18"/>
               </w:rPr>
               <w:t xml:space="preserve">PS-nn</w:t>
             </w:r>
@@ -1078,21 +1520,31 @@
           <w:p>
             <w:pPr>
               <w:pStyle w:val="Compact"/>
-              <w:jc w:val="left"/>
-            </w:pPr>
-            <w:r>
+              <w:spacing w:before="20" w:after="20"/>
+              <w:jc w:val="left"/>
+            </w:pPr>
+            <w:r>
+              <w:rPr>
+                <w:sz w:val="18"/>
+              </w:rPr>
               <w:t xml:space="preserve">Customer persona, staff/partner persona</w:t>
             </w:r>
           </w:p>
         </w:tc>
         <w:tc>
-          <w:tcPr/>
-          <w:p>
-            <w:pPr>
-              <w:pStyle w:val="Compact"/>
-              <w:jc w:val="left"/>
-            </w:pPr>
-            <w:r>
+          <w:tcPr>
+            <w:noWrap/>
+          </w:tcPr>
+          <w:p>
+            <w:pPr>
+              <w:pStyle w:val="Compact"/>
+              <w:spacing w:before="20" w:after="20"/>
+              <w:jc w:val="left"/>
+            </w:pPr>
+            <w:r>
+              <w:rPr>
+                <w:sz w:val="18"/>
+              </w:rPr>
               <w:t xml:space="preserve">06</w:t>
             </w:r>
           </w:p>
@@ -1104,23 +1556,32 @@
           <w:p>
             <w:pPr>
               <w:pStyle w:val="Compact"/>
+              <w:spacing w:before="20" w:after="20"/>
               <w:jc w:val="left"/>
             </w:pPr>
             <w:r>
               <w:rPr>
                 <w:rStyle w:val="VerbatimChar"/>
+                <w:sz w:val="18"/>
               </w:rPr>
               <w:t xml:space="preserve">PP-nn</w:t>
             </w:r>
             <w:r>
+              <w:rPr>
+                <w:sz w:val="18"/>
+              </w:rPr>
               <w:t xml:space="preserve">,</w:t>
             </w:r>
             <w:r>
+              <w:rPr>
+                <w:sz w:val="18"/>
+              </w:rPr>
               <w:t xml:space="preserve"> </w:t>
             </w:r>
             <w:r>
               <w:rPr>
                 <w:rStyle w:val="VerbatimChar"/>
+                <w:sz w:val="18"/>
               </w:rPr>
               <w:t xml:space="preserve">MoT-nn</w:t>
             </w:r>
@@ -1131,21 +1592,31 @@
           <w:p>
             <w:pPr>
               <w:pStyle w:val="Compact"/>
-              <w:jc w:val="left"/>
-            </w:pPr>
-            <w:r>
+              <w:spacing w:before="20" w:after="20"/>
+              <w:jc w:val="left"/>
+            </w:pPr>
+            <w:r>
+              <w:rPr>
+                <w:sz w:val="18"/>
+              </w:rPr>
               <w:t xml:space="preserve">Pain point, moment of truth</w:t>
             </w:r>
           </w:p>
         </w:tc>
         <w:tc>
-          <w:tcPr/>
-          <w:p>
-            <w:pPr>
-              <w:pStyle w:val="Compact"/>
-              <w:jc w:val="left"/>
-            </w:pPr>
-            <w:r>
+          <w:tcPr>
+            <w:noWrap/>
+          </w:tcPr>
+          <w:p>
+            <w:pPr>
+              <w:pStyle w:val="Compact"/>
+              <w:spacing w:before="20" w:after="20"/>
+              <w:jc w:val="left"/>
+            </w:pPr>
+            <w:r>
+              <w:rPr>
+                <w:sz w:val="18"/>
+              </w:rPr>
               <w:t xml:space="preserve">06</w:t>
             </w:r>
           </w:p>
@@ -1153,15 +1624,19 @@
       </w:tr>
       <w:tr>
         <w:tc>
-          <w:tcPr/>
-          <w:p>
-            <w:pPr>
-              <w:pStyle w:val="Compact"/>
+          <w:tcPr>
+            <w:noWrap/>
+          </w:tcPr>
+          <w:p>
+            <w:pPr>
+              <w:pStyle w:val="Compact"/>
+              <w:spacing w:before="20" w:after="20"/>
               <w:jc w:val="left"/>
             </w:pPr>
             <w:r>
               <w:rPr>
                 <w:rStyle w:val="VerbatimChar"/>
+                <w:sz w:val="18"/>
               </w:rPr>
               <w:t xml:space="preserve">C-nn</w:t>
             </w:r>
@@ -1172,9 +1647,13 @@
           <w:p>
             <w:pPr>
               <w:pStyle w:val="Compact"/>
-              <w:jc w:val="left"/>
-            </w:pPr>
-            <w:r>
+              <w:spacing w:before="20" w:after="20"/>
+              <w:jc w:val="left"/>
+            </w:pPr>
+            <w:r>
+              <w:rPr>
+                <w:sz w:val="18"/>
+              </w:rPr>
               <w:t xml:space="preserve">Commercial assumption</w:t>
             </w:r>
           </w:p>
@@ -1184,9 +1663,13 @@
           <w:p>
             <w:pPr>
               <w:pStyle w:val="Compact"/>
-              <w:jc w:val="left"/>
-            </w:pPr>
-            <w:r>
+              <w:spacing w:before="20" w:after="20"/>
+              <w:jc w:val="left"/>
+            </w:pPr>
+            <w:r>
+              <w:rPr>
+                <w:sz w:val="18"/>
+              </w:rPr>
               <w:t xml:space="preserve">07 §9</w:t>
             </w:r>
           </w:p>
@@ -1198,44 +1681,64 @@
           <w:p>
             <w:pPr>
               <w:pStyle w:val="Compact"/>
+              <w:spacing w:before="20" w:after="20"/>
               <w:jc w:val="left"/>
             </w:pPr>
             <w:r>
               <w:rPr>
                 <w:rStyle w:val="VerbatimChar"/>
+                <w:sz w:val="18"/>
               </w:rPr>
               <w:t xml:space="preserve">T1</w:t>
             </w:r>
             <w:r>
+              <w:rPr>
+                <w:sz w:val="18"/>
+              </w:rPr>
               <w:t xml:space="preserve">–</w:t>
             </w:r>
             <w:r>
               <w:rPr>
                 <w:rStyle w:val="VerbatimChar"/>
+                <w:sz w:val="18"/>
               </w:rPr>
               <w:t xml:space="preserve">T4</w:t>
             </w:r>
             <w:r>
+              <w:rPr>
+                <w:sz w:val="18"/>
+              </w:rPr>
               <w:t xml:space="preserve">,</w:t>
             </w:r>
             <w:r>
+              <w:rPr>
+                <w:sz w:val="18"/>
+              </w:rPr>
               <w:t xml:space="preserve"> </w:t>
             </w:r>
             <w:r>
               <w:rPr>
                 <w:rStyle w:val="VerbatimChar"/>
+                <w:sz w:val="18"/>
               </w:rPr>
               <w:t xml:space="preserve">NB</w:t>
             </w:r>
             <w:r>
+              <w:rPr>
+                <w:sz w:val="18"/>
+              </w:rPr>
               <w:t xml:space="preserve">,</w:t>
             </w:r>
             <w:r>
+              <w:rPr>
+                <w:sz w:val="18"/>
+              </w:rPr>
               <w:t xml:space="preserve"> </w:t>
             </w:r>
             <w:r>
               <w:rPr>
                 <w:rStyle w:val="VerbatimChar"/>
+                <w:sz w:val="18"/>
               </w:rPr>
               <w:t xml:space="preserve">PL</w:t>
             </w:r>
@@ -1246,21 +1749,29 @@
           <w:p>
             <w:pPr>
               <w:pStyle w:val="Compact"/>
-              <w:jc w:val="left"/>
-            </w:pPr>
-            <w:r>
-              <w:t xml:space="preserve">Challenge track 1–4, new-business extension, platform/governance</w:t>
-            </w:r>
-          </w:p>
-        </w:tc>
-        <w:tc>
-          <w:tcPr/>
-          <w:p>
-            <w:pPr>
-              <w:pStyle w:val="Compact"/>
-              <w:jc w:val="left"/>
-            </w:pPr>
-            <w:r>
+              <w:spacing w:before="20" w:after="20"/>
+              <w:jc w:val="left"/>
+            </w:pPr>
+            <w:r>
+              <w:rPr>
+                <w:sz w:val="18"/>
+              </w:rPr>
+              <w:t xml:space="preserve">Challenge tracks 1–4, new-business extension, platform/governance</w:t>
+            </w:r>
+          </w:p>
+        </w:tc>
+        <w:tc>
+          <w:tcPr/>
+          <w:p>
+            <w:pPr>
+              <w:pStyle w:val="Compact"/>
+              <w:spacing w:before="20" w:after="20"/>
+              <w:jc w:val="left"/>
+            </w:pPr>
+            <w:r>
+              <w:rPr>
+                <w:sz w:val="18"/>
+              </w:rPr>
               <w:t xml:space="preserve">02 §0</w:t>
             </w:r>
           </w:p>
@@ -1384,7 +1895,34 @@
         <w:t xml:space="preserve"> </w:t>
       </w:r>
       <w:r>
-        <w:t xml:space="preserve">(73 API routes) and</w:t>
+        <w:t xml:space="preserve">(80 API routes, described in OpenAPI at</w:t>
+      </w:r>
+      <w:r>
+        <w:t xml:space="preserve"> </w:t>
+      </w:r>
+      <w:r>
+        <w:rPr>
+          <w:rStyle w:val="VerbatimChar"/>
+        </w:rPr>
+        <w:t xml:space="preserve">/api/openapi.json</w:t>
+      </w:r>
+      <w:r>
+        <w:t xml:space="preserve"> </w:t>
+      </w:r>
+      <w:r>
+        <w:t xml:space="preserve">and</w:t>
+      </w:r>
+      <w:r>
+        <w:t xml:space="preserve"> </w:t>
+      </w:r>
+      <w:r>
+        <w:rPr>
+          <w:rStyle w:val="VerbatimChar"/>
+        </w:rPr>
+        <w:t xml:space="preserve">docs/api/openapi.json</w:t>
+      </w:r>
+      <w:r>
+        <w:t xml:space="preserve">) and</w:t>
       </w:r>
       <w:r>
         <w:t xml:space="preserve"> </w:t>
@@ -1448,7 +1986,7 @@
         <w:t xml:space="preserve"> </w:t>
       </w:r>
       <w:r>
-        <w:t xml:space="preserve">(Decree 67/2023/ND-CP, to be confirmed by TASCO underwriting).</w:t>
+        <w:t xml:space="preserve">(Decree 67/2023/ND-CP, to be confirmed by TASCO underwriting); for example VND 480,700 incl. VAT for a car under 6 seats.</w:t>
       </w:r>
     </w:p>
     <w:p>
@@ -1495,6 +2033,32 @@
         <w:pStyle w:val="Compact"/>
       </w:pPr>
       <w:r>
+        <w:rPr>
+          <w:bCs/>
+          <w:b/>
+        </w:rPr>
+        <w:t xml:space="preserve">Dates</w:t>
+      </w:r>
+      <w:r>
+        <w:t xml:space="preserve"> </w:t>
+      </w:r>
+      <w:r>
+        <w:t xml:space="preserve">are written as DD Month YYYY in prose; ISO dates (YYYY-MM-DD) appear only in API examples and code.</w:t>
+      </w:r>
+    </w:p>
+    <w:p>
+      <w:pPr>
+        <w:numPr>
+          <w:ilvl w:val="0"/>
+          <w:numId w:val="1001"/>
+        </w:numPr>
+        <w:pStyle w:val="Compact"/>
+      </w:pPr>
+      <w:r>
+        <w:rPr>
+          <w:bCs/>
+          <w:b/>
+        </w:rPr>
         <w:t xml:space="preserve">Vietnamese terms:</w:t>
       </w:r>
       <w:r>
@@ -1543,7 +2107,19 @@
         <w:t xml:space="preserve"> </w:t>
       </w:r>
       <w:r>
-        <w:t xml:space="preserve">(physical damage),</w:t>
+        <w:t xml:space="preserve">(physical damage,</w:t>
+      </w:r>
+      <w:r>
+        <w:t xml:space="preserve"> </w:t>
+      </w:r>
+      <w:r>
+        <w:rPr>
+          <w:rStyle w:val="VerbatimChar"/>
+        </w:rPr>
+        <w:t xml:space="preserve">MOTOR_PD</w:t>
+      </w:r>
+      <w:r>
+        <w:t xml:space="preserve">),</w:t>
       </w:r>
       <w:r>
         <w:t xml:space="preserve"> </w:t>
@@ -1559,11 +2135,23 @@
         <w:t xml:space="preserve"> </w:t>
       </w:r>
       <w:r>
-        <w:t xml:space="preserve">(passenger accident).</w:t>
+        <w:t xml:space="preserve">(passenger accident,</w:t>
+      </w:r>
+      <w:r>
+        <w:t xml:space="preserve"> </w:t>
+      </w:r>
+      <w:r>
+        <w:rPr>
+          <w:rStyle w:val="VerbatimChar"/>
+        </w:rPr>
+        <w:t xml:space="preserve">PA_SEAT</w:t>
+      </w:r>
+      <w:r>
+        <w:t xml:space="preserve">).</w:t>
       </w:r>
     </w:p>
     <w:bookmarkEnd w:id="29"/>
-    <w:bookmarkStart w:id="30" w:name="related-documentation"/>
+    <w:bookmarkStart w:id="32" w:name="related-documentation"/>
     <w:p>
       <w:pPr>
         <w:pStyle w:val="Heading2"/>
@@ -1589,10 +2177,53 @@
         <w:t xml:space="preserve">docs/</w:t>
       </w:r>
       <w:r>
-        <w:t xml:space="preserve">.</w:t>
+        <w:t xml:space="preserve">, each with its own index (</w:t>
+      </w:r>
+      <w:r>
+        <w:rPr>
+          <w:rStyle w:val="VerbatimChar"/>
+        </w:rPr>
+        <w:t xml:space="preserve">00-index.pdf</w:t>
+      </w:r>
+      <w:r>
+        <w:t xml:space="preserve">), for example the</w:t>
+      </w:r>
+      <w:r>
+        <w:t xml:space="preserve"> </w:t>
+      </w:r>
+      <w:hyperlink r:id="rId30">
+        <w:r>
+          <w:rPr>
+            <w:rStyle w:val="Hyperlink"/>
+          </w:rPr>
+          <w:t xml:space="preserve">Solution Architecture</w:t>
+        </w:r>
+      </w:hyperlink>
+      <w:r>
+        <w:t xml:space="preserve"> </w:t>
+      </w:r>
+      <w:r>
+        <w:t xml:space="preserve">(docs/architecture/solution-architecture.pdf) and the</w:t>
+      </w:r>
+      <w:r>
+        <w:t xml:space="preserve"> </w:t>
+      </w:r>
+      <w:hyperlink r:id="rId31">
+        <w:r>
+          <w:rPr>
+            <w:rStyle w:val="Hyperlink"/>
+          </w:rPr>
+          <w:t xml:space="preserve">Test Strategy</w:t>
+        </w:r>
+      </w:hyperlink>
+      <w:r>
+        <w:t xml:space="preserve"> </w:t>
+      </w:r>
+      <w:r>
+        <w:t xml:space="preserve">(docs/quality/test-strategy.pdf). Test cases and the latest automated run are in the workbook docs/quality/TASCO-Test-Cases-and-Results.xlsx.</w:t>
       </w:r>
     </w:p>
-    <w:bookmarkEnd w:id="30"/>
+    <w:bookmarkEnd w:id="32"/>
     <w:sectPr>
       <w:headerReference r:id="rId9" w:type="default"/>
       <w:footerReference r:id="rId10" w:type="default"/>
@@ -1616,7 +2247,7 @@
     </w:pPr>
     <w:r>
       <w:rPr>
-        <w:rFonts w:ascii="Arial" w:hAnsi="Arial"/>
+        <w:rFonts w:ascii="Calibri" w:hAnsi="Calibri"/>
         <w:sz w:val="16"/>
       </w:rPr>
       <w:t xml:space="preserve">Prepared by iorta TechNXT · Confidential · Page </w:t>
@@ -1661,7 +2292,7 @@
     </w:pPr>
     <w:r>
       <w:rPr>
-        <w:rFonts w:ascii="Arial" w:hAnsi="Arial"/>
+        <w:rFonts w:ascii="Calibri" w:hAnsi="Calibri"/>
         <w:color w:val="213368"/>
         <w:sz w:val="16"/>
       </w:rPr>
@@ -1856,9 +2487,9 @@
     <w:name w:val="Normal"/>
     <w:qFormat/>
     <w:rPr>
-      <w:rFonts w:ascii="Arial" w:cs="Arial" w:eastAsia="Arial" w:hAnsi="Arial"/>
+      <w:rFonts w:ascii="Calibri" w:cs="Calibri" w:eastAsia="Calibri" w:hAnsi="Calibri"/>
       <w:color w:val="121A33"/>
-      <w:sz w:val="21"/>
+      <w:sz w:val="22"/>
     </w:rPr>
   </w:style>
   <w:style w:styleId="BodyText" w:type="paragraph">
@@ -1870,9 +2501,9 @@
     </w:pPr>
     <w:qFormat/>
     <w:rPr>
-      <w:rFonts w:ascii="Arial" w:cs="Arial" w:eastAsia="Arial" w:hAnsi="Arial"/>
+      <w:rFonts w:ascii="Calibri" w:cs="Calibri" w:eastAsia="Calibri" w:hAnsi="Calibri"/>
       <w:color w:val="121A33"/>
-      <w:sz w:val="21"/>
+      <w:sz w:val="22"/>
     </w:rPr>
   </w:style>
   <w:style w:customStyle="1" w:styleId="FirstParagraph" w:type="paragraph">
@@ -1881,9 +2512,9 @@
     <w:next w:val="BodyText"/>
     <w:qFormat/>
     <w:rPr>
-      <w:rFonts w:ascii="Arial" w:cs="Arial" w:eastAsia="Arial" w:hAnsi="Arial"/>
+      <w:rFonts w:ascii="Calibri" w:cs="Calibri" w:eastAsia="Calibri" w:hAnsi="Calibri"/>
       <w:color w:val="121A33"/>
-      <w:sz w:val="21"/>
+      <w:sz w:val="22"/>
     </w:rPr>
   </w:style>
   <w:style w:customStyle="1" w:styleId="Compact" w:type="paragraph">
@@ -1894,9 +2525,9 @@
       <w:spacing w:after="36" w:before="36"/>
     </w:pPr>
     <w:rPr>
-      <w:rFonts w:ascii="Arial" w:cs="Arial" w:eastAsia="Arial" w:hAnsi="Arial"/>
+      <w:rFonts w:ascii="Calibri" w:cs="Calibri" w:eastAsia="Calibri" w:hAnsi="Calibri"/>
       <w:color w:val="121A33"/>
-      <w:sz w:val="21"/>
+      <w:sz w:val="22"/>
     </w:rPr>
   </w:style>
   <w:style w:styleId="Title" w:type="paragraph">
@@ -1911,11 +2542,11 @@
       <w:jc w:val="center"/>
     </w:pPr>
     <w:rPr>
-      <w:rFonts w:ascii="Arial" w:asciiTheme="majorHAnsi" w:cs="Arial" w:cstheme="majorBidi" w:eastAsia="Arial" w:eastAsiaTheme="majorEastAsia" w:hAnsi="Arial" w:hAnsiTheme="majorHAnsi"/>
+      <w:rFonts w:ascii="Calibri" w:asciiTheme="majorHAnsi" w:cs="Calibri" w:cstheme="majorBidi" w:eastAsia="Calibri" w:eastAsiaTheme="majorEastAsia" w:hAnsi="Calibri" w:hAnsiTheme="majorHAnsi"/>
       <w:b/>
       <w:bCs/>
       <w:color w:val="213368"/>
-      <w:sz w:val="48"/>
+      <w:sz w:val="52"/>
       <w:szCs w:val="36"/>
     </w:rPr>
   </w:style>
@@ -1931,7 +2562,7 @@
       <w:jc w:val="center"/>
     </w:pPr>
     <w:rPr>
-      <w:rFonts w:ascii="Arial" w:cs="Arial" w:eastAsia="Arial" w:hAnsi="Arial"/>
+      <w:rFonts w:ascii="Calibri" w:cs="Calibri" w:eastAsia="Calibri" w:hAnsi="Calibri"/>
       <w:b w:val="0"/>
       <w:color w:val="0B6B66"/>
       <w:sz w:val="26"/>
@@ -2200,9 +2831,9 @@
       <w:ind w:firstLine="0" w:left="480" w:right="480"/>
     </w:pPr>
     <w:rPr>
-      <w:rFonts w:ascii="Arial" w:cs="Arial" w:eastAsia="Arial" w:hAnsi="Arial"/>
+      <w:rFonts w:ascii="Calibri" w:cs="Calibri" w:eastAsia="Calibri" w:hAnsi="Calibri"/>
       <w:color w:val="121A33"/>
-      <w:sz w:val="21"/>
+      <w:sz w:val="22"/>
     </w:rPr>
   </w:style>
   <w:style w:styleId="FootnoteText" w:type="paragraph">
@@ -2225,7 +2856,7 @@
     <w:unhideWhenUsed/>
     <w:qFormat/>
     <w:rPr>
-      <w:rFonts w:ascii="Arial" w:cs="Arial" w:eastAsia="Arial" w:hAnsi="Arial"/>
+      <w:rFonts w:ascii="Calibri" w:cs="Calibri" w:eastAsia="Calibri" w:hAnsi="Calibri"/>
       <w:sz w:val="18"/>
     </w:rPr>
     <w:tblPr>
@@ -2321,7 +2952,8 @@
     <w:basedOn w:val="BodyTextChar"/>
     <w:rPr>
       <w:rFonts w:ascii="Consolas" w:cs="Consolas" w:eastAsia="Consolas" w:hAnsi="Consolas"/>
-      <w:sz w:val="17"/>
+      <w:color w:val="2A3A6E"/>
+      <w:sz w:val="18"/>
     </w:rPr>
   </w:style>
   <w:style w:customStyle="1" w:styleId="SectionNumber" w:type="character">
